--- a/klagomål/A 11504-2026 FSC-klagomål.docx
+++ b/klagomål/A 11504-2026 FSC-klagomål.docx
@@ -704,7 +704,7 @@
     <w:r>
       <w:tab/>
       <w:tab/>
-      <w:t>2026-03-13</w:t>
+      <w:t>2026-03-16</w:t>
       <w:br/>
       <w:br/>
     </w:r>

--- a/klagomål/A 11504-2026 FSC-klagomål.docx
+++ b/klagomål/A 11504-2026 FSC-klagomål.docx
@@ -704,7 +704,7 @@
     <w:r>
       <w:tab/>
       <w:tab/>
-      <w:t>2026-03-16</w:t>
+      <w:t>2026-03-17</w:t>
       <w:br/>
       <w:br/>
     </w:r>

--- a/klagomål/A 11504-2026 FSC-klagomål.docx
+++ b/klagomål/A 11504-2026 FSC-klagomål.docx
@@ -704,7 +704,7 @@
     <w:r>
       <w:tab/>
       <w:tab/>
-      <w:t>2026-03-17</w:t>
+      <w:t>2026-03-18</w:t>
       <w:br/>
       <w:br/>
     </w:r>

--- a/klagomål/A 11504-2026 FSC-klagomål.docx
+++ b/klagomål/A 11504-2026 FSC-klagomål.docx
@@ -704,7 +704,7 @@
     <w:r>
       <w:tab/>
       <w:tab/>
-      <w:t>2026-03-18</w:t>
+      <w:t>2026-03-19</w:t>
       <w:br/>
       <w:br/>
     </w:r>

--- a/klagomål/A 11504-2026 FSC-klagomål.docx
+++ b/klagomål/A 11504-2026 FSC-klagomål.docx
@@ -704,7 +704,7 @@
     <w:r>
       <w:tab/>
       <w:tab/>
-      <w:t>2026-03-19</w:t>
+      <w:t>2026-03-20</w:t>
       <w:br/>
       <w:br/>
     </w:r>

--- a/klagomål/A 11504-2026 FSC-klagomål.docx
+++ b/klagomål/A 11504-2026 FSC-klagomål.docx
@@ -704,7 +704,7 @@
     <w:r>
       <w:tab/>
       <w:tab/>
-      <w:t>2026-03-20</w:t>
+      <w:t>2026-03-21</w:t>
       <w:br/>
       <w:br/>
     </w:r>

--- a/klagomål/A 11504-2026 FSC-klagomål.docx
+++ b/klagomål/A 11504-2026 FSC-klagomål.docx
@@ -704,7 +704,7 @@
     <w:r>
       <w:tab/>
       <w:tab/>
-      <w:t>2026-03-21</w:t>
+      <w:t>2026-03-22</w:t>
       <w:br/>
       <w:br/>
     </w:r>

--- a/klagomål/A 11504-2026 FSC-klagomål.docx
+++ b/klagomål/A 11504-2026 FSC-klagomål.docx
@@ -704,7 +704,7 @@
     <w:r>
       <w:tab/>
       <w:tab/>
-      <w:t>2026-03-22</w:t>
+      <w:t>2026-03-23</w:t>
       <w:br/>
       <w:br/>
     </w:r>

--- a/klagomål/A 11504-2026 FSC-klagomål.docx
+++ b/klagomål/A 11504-2026 FSC-klagomål.docx
@@ -704,7 +704,7 @@
     <w:r>
       <w:tab/>
       <w:tab/>
-      <w:t>2026-03-23</w:t>
+      <w:t>2026-03-24</w:t>
       <w:br/>
       <w:br/>
     </w:r>

--- a/klagomål/A 11504-2026 FSC-klagomål.docx
+++ b/klagomål/A 11504-2026 FSC-klagomål.docx
@@ -704,7 +704,7 @@
     <w:r>
       <w:tab/>
       <w:tab/>
-      <w:t>2026-03-24</w:t>
+      <w:t>2026-03-25</w:t>
       <w:br/>
       <w:br/>
     </w:r>

--- a/klagomål/A 11504-2026 FSC-klagomål.docx
+++ b/klagomål/A 11504-2026 FSC-klagomål.docx
@@ -704,7 +704,7 @@
     <w:r>
       <w:tab/>
       <w:tab/>
-      <w:t>2026-03-25</w:t>
+      <w:t>2026-03-26</w:t>
       <w:br/>
       <w:br/>
     </w:r>

--- a/klagomål/A 11504-2026 FSC-klagomål.docx
+++ b/klagomål/A 11504-2026 FSC-klagomål.docx
@@ -704,7 +704,7 @@
     <w:r>
       <w:tab/>
       <w:tab/>
-      <w:t>2026-03-26</w:t>
+      <w:t>2026-03-27</w:t>
       <w:br/>
       <w:br/>
     </w:r>

--- a/klagomål/A 11504-2026 FSC-klagomål.docx
+++ b/klagomål/A 11504-2026 FSC-klagomål.docx
@@ -704,7 +704,7 @@
     <w:r>
       <w:tab/>
       <w:tab/>
-      <w:t>2026-03-27</w:t>
+      <w:t>2026-03-28</w:t>
       <w:br/>
       <w:br/>
     </w:r>

--- a/klagomål/A 11504-2026 FSC-klagomål.docx
+++ b/klagomål/A 11504-2026 FSC-klagomål.docx
@@ -704,7 +704,7 @@
     <w:r>
       <w:tab/>
       <w:tab/>
-      <w:t>2026-05-16</w:t>
+      <w:t>2026-05-17</w:t>
       <w:br/>
       <w:br/>
     </w:r>

--- a/klagomål/A 11504-2026 FSC-klagomål.docx
+++ b/klagomål/A 11504-2026 FSC-klagomål.docx
@@ -704,7 +704,7 @@
     <w:r>
       <w:tab/>
       <w:tab/>
-      <w:t>2026-05-17</w:t>
+      <w:t>2026-05-18</w:t>
       <w:br/>
       <w:br/>
     </w:r>

--- a/klagomål/A 11504-2026 FSC-klagomål.docx
+++ b/klagomål/A 11504-2026 FSC-klagomål.docx
@@ -704,7 +704,7 @@
     <w:r>
       <w:tab/>
       <w:tab/>
-      <w:t>2026-05-18</w:t>
+      <w:t>2026-05-19</w:t>
       <w:br/>
       <w:br/>
     </w:r>

--- a/klagomål/A 11504-2026 FSC-klagomål.docx
+++ b/klagomål/A 11504-2026 FSC-klagomål.docx
@@ -704,7 +704,7 @@
     <w:r>
       <w:tab/>
       <w:tab/>
-      <w:t>2026-05-19</w:t>
+      <w:t>2026-05-20</w:t>
       <w:br/>
       <w:br/>
     </w:r>

--- a/klagomål/A 11504-2026 FSC-klagomål.docx
+++ b/klagomål/A 11504-2026 FSC-klagomål.docx
@@ -704,7 +704,7 @@
     <w:r>
       <w:tab/>
       <w:tab/>
-      <w:t>2026-05-20</w:t>
+      <w:t>2026-05-21</w:t>
       <w:br/>
       <w:br/>
     </w:r>

--- a/klagomål/A 11504-2026 FSC-klagomål.docx
+++ b/klagomål/A 11504-2026 FSC-klagomål.docx
@@ -704,7 +704,7 @@
     <w:r>
       <w:tab/>
       <w:tab/>
-      <w:t>2026-05-21</w:t>
+      <w:t>2026-05-22</w:t>
       <w:br/>
       <w:br/>
     </w:r>

--- a/klagomål/A 11504-2026 FSC-klagomål.docx
+++ b/klagomål/A 11504-2026 FSC-klagomål.docx
@@ -704,7 +704,7 @@
     <w:r>
       <w:tab/>
       <w:tab/>
-      <w:t>2026-05-22</w:t>
+      <w:t>2026-05-23</w:t>
       <w:br/>
       <w:br/>
     </w:r>

--- a/klagomål/A 11504-2026 FSC-klagomål.docx
+++ b/klagomål/A 11504-2026 FSC-klagomål.docx
@@ -704,7 +704,7 @@
     <w:r>
       <w:tab/>
       <w:tab/>
-      <w:t>2026-05-23</w:t>
+      <w:t>2026-05-24</w:t>
       <w:br/>
       <w:br/>
     </w:r>

--- a/klagomål/A 11504-2026 FSC-klagomål.docx
+++ b/klagomål/A 11504-2026 FSC-klagomål.docx
@@ -704,7 +704,7 @@
     <w:r>
       <w:tab/>
       <w:tab/>
-      <w:t>2026-05-24</w:t>
+      <w:t>2026-05-25</w:t>
       <w:br/>
       <w:br/>
     </w:r>

--- a/klagomål/A 11504-2026 FSC-klagomål.docx
+++ b/klagomål/A 11504-2026 FSC-klagomål.docx
@@ -704,7 +704,7 @@
     <w:r>
       <w:tab/>
       <w:tab/>
-      <w:t>2026-05-25</w:t>
+      <w:t>2026-05-26</w:t>
       <w:br/>
       <w:br/>
     </w:r>

--- a/klagomål/A 11504-2026 FSC-klagomål.docx
+++ b/klagomål/A 11504-2026 FSC-klagomål.docx
@@ -704,7 +704,7 @@
     <w:r>
       <w:tab/>
       <w:tab/>
-      <w:t>2026-05-26</w:t>
+      <w:t>2026-05-27</w:t>
       <w:br/>
       <w:br/>
     </w:r>

--- a/klagomål/A 11504-2026 FSC-klagomål.docx
+++ b/klagomål/A 11504-2026 FSC-klagomål.docx
@@ -704,7 +704,7 @@
     <w:r>
       <w:tab/>
       <w:tab/>
-      <w:t>2026-05-27</w:t>
+      <w:t>2026-05-28</w:t>
       <w:br/>
       <w:br/>
     </w:r>

--- a/klagomål/A 11504-2026 FSC-klagomål.docx
+++ b/klagomål/A 11504-2026 FSC-klagomål.docx
@@ -704,7 +704,7 @@
     <w:r>
       <w:tab/>
       <w:tab/>
-      <w:t>2026-05-28</w:t>
+      <w:t>2026-05-29</w:t>
       <w:br/>
       <w:br/>
     </w:r>

--- a/klagomål/A 11504-2026 FSC-klagomål.docx
+++ b/klagomål/A 11504-2026 FSC-klagomål.docx
@@ -704,7 +704,7 @@
     <w:r>
       <w:tab/>
       <w:tab/>
-      <w:t>2026-05-29</w:t>
+      <w:t>2026-05-30</w:t>
       <w:br/>
       <w:br/>
     </w:r>

--- a/klagomål/A 11504-2026 FSC-klagomål.docx
+++ b/klagomål/A 11504-2026 FSC-klagomål.docx
@@ -704,7 +704,7 @@
     <w:r>
       <w:tab/>
       <w:tab/>
-      <w:t>2026-05-30</w:t>
+      <w:t>2026-05-31</w:t>
       <w:br/>
       <w:br/>
     </w:r>

--- a/klagomål/A 11504-2026 FSC-klagomål.docx
+++ b/klagomål/A 11504-2026 FSC-klagomål.docx
@@ -704,7 +704,7 @@
     <w:r>
       <w:tab/>
       <w:tab/>
-      <w:t>2026-05-31</w:t>
+      <w:t>2026-06-01</w:t>
       <w:br/>
       <w:br/>
     </w:r>

--- a/klagomål/A 11504-2026 FSC-klagomål.docx
+++ b/klagomål/A 11504-2026 FSC-klagomål.docx
@@ -704,7 +704,7 @@
     <w:r>
       <w:tab/>
       <w:tab/>
-      <w:t>2026-06-01</w:t>
+      <w:t>2026-06-02</w:t>
       <w:br/>
       <w:br/>
     </w:r>

--- a/klagomål/A 11504-2026 FSC-klagomål.docx
+++ b/klagomål/A 11504-2026 FSC-klagomål.docx
@@ -704,7 +704,7 @@
     <w:r>
       <w:tab/>
       <w:tab/>
-      <w:t>2026-06-02</w:t>
+      <w:t>2026-06-03</w:t>
       <w:br/>
       <w:br/>
     </w:r>

--- a/klagomål/A 11504-2026 FSC-klagomål.docx
+++ b/klagomål/A 11504-2026 FSC-klagomål.docx
@@ -704,7 +704,7 @@
     <w:r>
       <w:tab/>
       <w:tab/>
-      <w:t>2026-06-03</w:t>
+      <w:t>2026-06-04</w:t>
       <w:br/>
       <w:br/>
     </w:r>

--- a/klagomål/A 11504-2026 FSC-klagomål.docx
+++ b/klagomål/A 11504-2026 FSC-klagomål.docx
@@ -704,7 +704,7 @@
     <w:r>
       <w:tab/>
       <w:tab/>
-      <w:t>2026-06-04</w:t>
+      <w:t>2026-06-05</w:t>
       <w:br/>
       <w:br/>
     </w:r>

--- a/klagomål/A 11504-2026 FSC-klagomål.docx
+++ b/klagomål/A 11504-2026 FSC-klagomål.docx
@@ -704,7 +704,7 @@
     <w:r>
       <w:tab/>
       <w:tab/>
-      <w:t>2026-06-05</w:t>
+      <w:t>2026-06-06</w:t>
       <w:br/>
       <w:br/>
     </w:r>

--- a/klagomål/A 11504-2026 FSC-klagomål.docx
+++ b/klagomål/A 11504-2026 FSC-klagomål.docx
@@ -704,7 +704,7 @@
     <w:r>
       <w:tab/>
       <w:tab/>
-      <w:t>2026-06-06</w:t>
+      <w:t>2026-06-07</w:t>
       <w:br/>
       <w:br/>
     </w:r>

--- a/klagomål/A 11504-2026 FSC-klagomål.docx
+++ b/klagomål/A 11504-2026 FSC-klagomål.docx
@@ -704,7 +704,7 @@
     <w:r>
       <w:tab/>
       <w:tab/>
-      <w:t>2026-06-07</w:t>
+      <w:t>2026-06-08</w:t>
       <w:br/>
       <w:br/>
     </w:r>

--- a/klagomål/A 11504-2026 FSC-klagomål.docx
+++ b/klagomål/A 11504-2026 FSC-klagomål.docx
@@ -704,7 +704,7 @@
     <w:r>
       <w:tab/>
       <w:tab/>
-      <w:t>2026-06-08</w:t>
+      <w:t>2026-06-09</w:t>
       <w:br/>
       <w:br/>
     </w:r>

--- a/klagomål/A 11504-2026 FSC-klagomål.docx
+++ b/klagomål/A 11504-2026 FSC-klagomål.docx
@@ -704,7 +704,7 @@
     <w:r>
       <w:tab/>
       <w:tab/>
-      <w:t>2026-06-09</w:t>
+      <w:t>2026-06-10</w:t>
       <w:br/>
       <w:br/>
     </w:r>

--- a/klagomål/A 11504-2026 FSC-klagomål.docx
+++ b/klagomål/A 11504-2026 FSC-klagomål.docx
@@ -704,7 +704,7 @@
     <w:r>
       <w:tab/>
       <w:tab/>
-      <w:t>2026-06-10</w:t>
+      <w:t>2026-06-11</w:t>
       <w:br/>
       <w:br/>
     </w:r>

--- a/klagomål/A 11504-2026 FSC-klagomål.docx
+++ b/klagomål/A 11504-2026 FSC-klagomål.docx
@@ -704,7 +704,7 @@
     <w:r>
       <w:tab/>
       <w:tab/>
-      <w:t>2026-06-11</w:t>
+      <w:t>2026-06-12</w:t>
       <w:br/>
       <w:br/>
     </w:r>

--- a/klagomål/A 11504-2026 FSC-klagomål.docx
+++ b/klagomål/A 11504-2026 FSC-klagomål.docx
@@ -704,7 +704,7 @@
     <w:r>
       <w:tab/>
       <w:tab/>
-      <w:t>2026-06-12</w:t>
+      <w:t>2026-06-13</w:t>
       <w:br/>
       <w:br/>
     </w:r>

--- a/klagomål/A 11504-2026 FSC-klagomål.docx
+++ b/klagomål/A 11504-2026 FSC-klagomål.docx
@@ -705,7 +705,7 @@
     <w:r>
       <w:tab/>
       <w:tab/>
-      <w:t>2026-07-13</w:t>
+      <w:t>2026-07-14</w:t>
       <w:br/>
       <w:br/>
     </w:r>

--- a/klagomål/A 11504-2026 FSC-klagomål.docx
+++ b/klagomål/A 11504-2026 FSC-klagomål.docx
@@ -705,7 +705,7 @@
     <w:r>
       <w:tab/>
       <w:tab/>
-      <w:t>2026-07-14</w:t>
+      <w:t>2026-07-15</w:t>
       <w:br/>
       <w:br/>
     </w:r>

--- a/klagomål/A 11504-2026 FSC-klagomål.docx
+++ b/klagomål/A 11504-2026 FSC-klagomål.docx
@@ -705,7 +705,7 @@
     <w:r>
       <w:tab/>
       <w:tab/>
-      <w:t>2026-07-15</w:t>
+      <w:t>2026-07-16</w:t>
       <w:br/>
       <w:br/>
     </w:r>

--- a/klagomål/A 11504-2026 FSC-klagomål.docx
+++ b/klagomål/A 11504-2026 FSC-klagomål.docx
@@ -705,7 +705,7 @@
     <w:r>
       <w:tab/>
       <w:tab/>
-      <w:t>2026-07-16</w:t>
+      <w:t>2026-07-17</w:t>
       <w:br/>
       <w:br/>
     </w:r>

--- a/klagomål/A 11504-2026 FSC-klagomål.docx
+++ b/klagomål/A 11504-2026 FSC-klagomål.docx
@@ -705,7 +705,7 @@
     <w:r>
       <w:tab/>
       <w:tab/>
-      <w:t>2026-07-17</w:t>
+      <w:t>2026-07-18</w:t>
       <w:br/>
       <w:br/>
     </w:r>

--- a/klagomål/A 11504-2026 FSC-klagomål.docx
+++ b/klagomål/A 11504-2026 FSC-klagomål.docx
@@ -705,7 +705,7 @@
     <w:r>
       <w:tab/>
       <w:tab/>
-      <w:t>2026-07-18</w:t>
+      <w:t>2026-07-19</w:t>
       <w:br/>
       <w:br/>
     </w:r>

--- a/klagomål/A 11504-2026 FSC-klagomål.docx
+++ b/klagomål/A 11504-2026 FSC-klagomål.docx
@@ -705,7 +705,7 @@
     <w:r>
       <w:tab/>
       <w:tab/>
-      <w:t>2026-07-19</w:t>
+      <w:t>2026-07-20</w:t>
       <w:br/>
       <w:br/>
     </w:r>

--- a/klagomål/A 11504-2026 FSC-klagomål.docx
+++ b/klagomål/A 11504-2026 FSC-klagomål.docx
@@ -705,7 +705,7 @@
     <w:r>
       <w:tab/>
       <w:tab/>
-      <w:t>2026-07-20</w:t>
+      <w:t>2026-07-21</w:t>
       <w:br/>
       <w:br/>
     </w:r>

--- a/klagomål/A 11504-2026 FSC-klagomål.docx
+++ b/klagomål/A 11504-2026 FSC-klagomål.docx
@@ -705,7 +705,7 @@
     <w:r>
       <w:tab/>
       <w:tab/>
-      <w:t>2026-07-21</w:t>
+      <w:t>2026-07-22</w:t>
       <w:br/>
       <w:br/>
     </w:r>

--- a/klagomål/A 11504-2026 FSC-klagomål.docx
+++ b/klagomål/A 11504-2026 FSC-klagomål.docx
@@ -705,7 +705,7 @@
     <w:r>
       <w:tab/>
       <w:tab/>
-      <w:t>2026-07-22</w:t>
+      <w:t>2026-07-23</w:t>
       <w:br/>
       <w:br/>
     </w:r>

--- a/klagomål/A 11504-2026 FSC-klagomål.docx
+++ b/klagomål/A 11504-2026 FSC-klagomål.docx
@@ -705,7 +705,7 @@
     <w:r>
       <w:tab/>
       <w:tab/>
-      <w:t>2026-07-23</w:t>
+      <w:t>2026-07-24</w:t>
       <w:br/>
       <w:br/>
     </w:r>

--- a/klagomål/A 11504-2026 FSC-klagomål.docx
+++ b/klagomål/A 11504-2026 FSC-klagomål.docx
@@ -705,7 +705,7 @@
     <w:r>
       <w:tab/>
       <w:tab/>
-      <w:t>2026-07-24</w:t>
+      <w:t>2026-07-25</w:t>
       <w:br/>
       <w:br/>
     </w:r>

--- a/klagomål/A 11504-2026 FSC-klagomål.docx
+++ b/klagomål/A 11504-2026 FSC-klagomål.docx
@@ -705,7 +705,7 @@
     <w:r>
       <w:tab/>
       <w:tab/>
-      <w:t>2026-07-25</w:t>
+      <w:t>2026-07-26</w:t>
       <w:br/>
       <w:br/>
     </w:r>

--- a/klagomål/A 11504-2026 FSC-klagomål.docx
+++ b/klagomål/A 11504-2026 FSC-klagomål.docx
@@ -705,7 +705,7 @@
     <w:r>
       <w:tab/>
       <w:tab/>
-      <w:t>2026-07-26</w:t>
+      <w:t>2026-07-27</w:t>
       <w:br/>
       <w:br/>
     </w:r>

--- a/klagomål/A 11504-2026 FSC-klagomål.docx
+++ b/klagomål/A 11504-2026 FSC-klagomål.docx
@@ -705,7 +705,7 @@
     <w:r>
       <w:tab/>
       <w:tab/>
-      <w:t>2026-07-27</w:t>
+      <w:t>2026-07-28</w:t>
       <w:br/>
       <w:br/>
     </w:r>

--- a/klagomål/A 11504-2026 FSC-klagomål.docx
+++ b/klagomål/A 11504-2026 FSC-klagomål.docx
@@ -705,7 +705,7 @@
     <w:r>
       <w:tab/>
       <w:tab/>
-      <w:t>2026-07-28</w:t>
+      <w:t>2026-07-29</w:t>
       <w:br/>
       <w:br/>
     </w:r>
